--- a/docs/handover/HRMS Developer Guide/03 - Technical Reference.docx
+++ b/docs/handover/HRMS Developer Guide/03 - Technical Reference.docx
@@ -675,7 +675,7 @@
         <w:pStyle w:val="ListBullet"/>
       </w:pPr>
       <w:r>
-        <w:t>Assistant Team Leader does QC like a QA when picked as an agent's QA: QC screens send scope = 'qc' so the backend filters by qa_id / project_qa_id instead of the team (routes/dropdown.py, tracker.py, user.py, qc_history_user_based.py); other screens stay team-based and view only.</w:t>
+        <w:t>Assistant Team Leader does QC like a QA when picked as an agent's QA: QC screens send scope = 'qc' so the backend filters by qa_id / project_qa_id instead of the team (routes/dropdown.py, tracker.py, user.py, qc_history_user_based.py). The Node QC backend also sends scope = 'qc' when it fetches the tracker for the QC sample (controllers/qc-records.controller.ts). Other screens stay team-based and view only.</w:t>
       </w:r>
     </w:p>
     <w:p>

--- a/docs/handover/HRMS Developer Guide/03 - Technical Reference.docx
+++ b/docs/handover/HRMS Developer Guide/03 - Technical Reference.docx
@@ -1047,7 +1047,7 @@
     <w:p/>
     <w:p>
       <w:r>
-        <w:t>Every endpoint answers {status, message, data} through utils/response.api_response. Most are POST with a JSON body (multipart for uploads) and expect logged_in_user_id. Every endpoint with its request and access is in 07, API Reference.</w:t>
+        <w:t>Every endpoint answers {status, message, data} through utils/response.api_response. Most are POST with a JSON body (multipart for uploads) and expect logged_in_user_id. Every endpoint with its request and access is in 05, API Reference.</w:t>
       </w:r>
     </w:p>
     <w:tbl>
@@ -2155,7 +2155,7 @@
     </w:p>
     <w:p>
       <w:r>
-        <w:t>Live database: mytfs (MySQL 8 on the VPS). Local copy: tfs_hrms. Both APIs share it. This section covers the main tables; every table and column is in 08, Database Schema.</w:t>
+        <w:t>Live database: mytfs (MySQL 8 on the VPS). Local copy: tfs_hrms. Both APIs share it. This section covers the main tables; every table and column is in 06, Database Schema.</w:t>
       </w:r>
     </w:p>
     <w:tbl>
